--- a/PPNJ/docs/Table of Contents.docx
+++ b/PPNJ/docs/Table of Contents.docx
@@ -798,6 +798,12 @@
     </w:sdt>
     <w:sdt>
       <w:sdtPr>
+        <w:rPr>
+          <w:rFonts w:asciiTheme="minorHAnsi" w:eastAsiaTheme="minorEastAsia" w:hAnsiTheme="minorHAnsi" w:cs="Times New Roman"/>
+          <w:color w:val="auto"/>
+          <w:sz w:val="22"/>
+          <w:szCs w:val="22"/>
+        </w:rPr>
         <w:id w:val="27226610"/>
         <w:docPartObj>
           <w:docPartGallery w:val="Table of Contents"/>
@@ -806,10 +812,9 @@
       </w:sdtPr>
       <w:sdtEndPr>
         <w:rPr>
-          <w:rFonts w:asciiTheme="minorHAnsi" w:eastAsiaTheme="minorEastAsia" w:hAnsiTheme="minorHAnsi" w:cs="Times New Roman"/>
-          <w:color w:val="auto"/>
-          <w:sz w:val="22"/>
-          <w:szCs w:val="22"/>
+          <w:b/>
+          <w:bCs/>
+          <w:lang w:val="en-MY"/>
         </w:rPr>
       </w:sdtEndPr>
       <w:sdtContent>
@@ -872,7 +877,19 @@
               <w:szCs w:val="22"/>
               <w:lang w:val="en-MY"/>
             </w:rPr>
-            <w:t>Data Creation ...................................................................................... 2</w:t>
+            <w:t xml:space="preserve">Data Creation ...................................................................................... </w:t>
+          </w:r>
+          <w:r>
+            <w:rPr>
+              <w:rFonts w:asciiTheme="minorHAnsi" w:eastAsiaTheme="minorEastAsia" w:hAnsiTheme="minorHAnsi" w:cs="Times New Roman"/>
+              <w:b/>
+              <w:bCs/>
+              <w:color w:val="auto"/>
+              <w:sz w:val="22"/>
+              <w:szCs w:val="22"/>
+              <w:lang w:val="en-MY"/>
+            </w:rPr>
+            <w:t>4</w:t>
           </w:r>
         </w:p>
         <w:p>
@@ -899,7 +916,19 @@
               <w:szCs w:val="22"/>
               <w:lang w:val="en-MY"/>
             </w:rPr>
-            <w:t>Data Transformation ..................................................................... 3</w:t>
+            <w:t xml:space="preserve">Data Transformation ..................................................................... </w:t>
+          </w:r>
+          <w:r>
+            <w:rPr>
+              <w:rFonts w:asciiTheme="minorHAnsi" w:eastAsiaTheme="minorEastAsia" w:hAnsiTheme="minorHAnsi" w:cs="Times New Roman"/>
+              <w:b/>
+              <w:bCs/>
+              <w:color w:val="auto"/>
+              <w:sz w:val="22"/>
+              <w:szCs w:val="22"/>
+              <w:lang w:val="en-MY"/>
+            </w:rPr>
+            <w:t>9</w:t>
           </w:r>
         </w:p>
         <w:p>
@@ -926,7 +955,19 @@
               <w:szCs w:val="22"/>
               <w:lang w:val="en-MY"/>
             </w:rPr>
-            <w:t>Data Validation &amp; Quality Assurance (QA) ...................................... 4</w:t>
+            <w:t xml:space="preserve">Data Validation &amp; Quality Assurance (QA) ...................................... </w:t>
+          </w:r>
+          <w:r>
+            <w:rPr>
+              <w:rFonts w:asciiTheme="minorHAnsi" w:eastAsiaTheme="minorEastAsia" w:hAnsiTheme="minorHAnsi" w:cs="Times New Roman"/>
+              <w:b/>
+              <w:bCs/>
+              <w:color w:val="auto"/>
+              <w:sz w:val="22"/>
+              <w:szCs w:val="22"/>
+              <w:lang w:val="en-MY"/>
+            </w:rPr>
+            <w:t>14</w:t>
           </w:r>
         </w:p>
         <w:p>
@@ -953,7 +994,19 @@
               <w:szCs w:val="22"/>
               <w:lang w:val="en-MY"/>
             </w:rPr>
-            <w:t>Data Upload to GCS ...................................................................... 5</w:t>
+            <w:t xml:space="preserve">Data Upload to GCS ...................................................................... </w:t>
+          </w:r>
+          <w:r>
+            <w:rPr>
+              <w:rFonts w:asciiTheme="minorHAnsi" w:eastAsiaTheme="minorEastAsia" w:hAnsiTheme="minorHAnsi" w:cs="Times New Roman"/>
+              <w:b/>
+              <w:bCs/>
+              <w:color w:val="auto"/>
+              <w:sz w:val="22"/>
+              <w:szCs w:val="22"/>
+              <w:lang w:val="en-MY"/>
+            </w:rPr>
+            <w:t>15</w:t>
           </w:r>
         </w:p>
         <w:p>
@@ -980,7 +1033,19 @@
               <w:szCs w:val="22"/>
               <w:lang w:val="en-MY"/>
             </w:rPr>
-            <w:t>Query Analysis ................................................................................ 6</w:t>
+            <w:t xml:space="preserve">Query Analysis ................................................................................ </w:t>
+          </w:r>
+          <w:r>
+            <w:rPr>
+              <w:rFonts w:asciiTheme="minorHAnsi" w:eastAsiaTheme="minorEastAsia" w:hAnsiTheme="minorHAnsi" w:cs="Times New Roman"/>
+              <w:b/>
+              <w:bCs/>
+              <w:color w:val="auto"/>
+              <w:sz w:val="22"/>
+              <w:szCs w:val="22"/>
+              <w:lang w:val="en-MY"/>
+            </w:rPr>
+            <w:t>18</w:t>
           </w:r>
         </w:p>
         <w:p>
@@ -1007,7 +1072,19 @@
               <w:szCs w:val="22"/>
               <w:lang w:val="en-MY"/>
             </w:rPr>
-            <w:t>Documentation &amp; Data Dictionary ................................................... 7</w:t>
+            <w:t xml:space="preserve">Documentation &amp; Data Dictionary ................................................... </w:t>
+          </w:r>
+          <w:r>
+            <w:rPr>
+              <w:rFonts w:asciiTheme="minorHAnsi" w:eastAsiaTheme="minorEastAsia" w:hAnsiTheme="minorHAnsi" w:cs="Times New Roman"/>
+              <w:b/>
+              <w:bCs/>
+              <w:color w:val="auto"/>
+              <w:sz w:val="22"/>
+              <w:szCs w:val="22"/>
+              <w:lang w:val="en-MY"/>
+            </w:rPr>
+            <w:t>28</w:t>
           </w:r>
         </w:p>
         <w:p>
@@ -1061,7 +1138,19 @@
               <w:szCs w:val="22"/>
               <w:lang w:val="en-MY"/>
             </w:rPr>
-            <w:t>Power BI Dashboard .................................................................... 9</w:t>
+            <w:t xml:space="preserve">Power BI Dashboard .................................................................... </w:t>
+          </w:r>
+          <w:r>
+            <w:rPr>
+              <w:rFonts w:asciiTheme="minorHAnsi" w:eastAsiaTheme="minorEastAsia" w:hAnsiTheme="minorHAnsi" w:cs="Times New Roman"/>
+              <w:b/>
+              <w:bCs/>
+              <w:color w:val="auto"/>
+              <w:sz w:val="22"/>
+              <w:szCs w:val="22"/>
+              <w:lang w:val="en-MY"/>
+            </w:rPr>
+            <w:t>30</w:t>
           </w:r>
         </w:p>
         <w:p>
@@ -1088,7 +1177,19 @@
               <w:szCs w:val="22"/>
               <w:lang w:val="en-MY"/>
             </w:rPr>
-            <w:t>KPI Dashboard / Summary Page .................................................... 10</w:t>
+            <w:t xml:space="preserve">KPI Dashboard / Summary Page .................................................... </w:t>
+          </w:r>
+          <w:r>
+            <w:rPr>
+              <w:rFonts w:asciiTheme="minorHAnsi" w:eastAsiaTheme="minorEastAsia" w:hAnsiTheme="minorHAnsi" w:cs="Times New Roman"/>
+              <w:b/>
+              <w:bCs/>
+              <w:color w:val="auto"/>
+              <w:sz w:val="22"/>
+              <w:szCs w:val="22"/>
+              <w:lang w:val="en-MY"/>
+            </w:rPr>
+            <w:t>35</w:t>
           </w:r>
         </w:p>
         <w:p>
@@ -1115,7 +1216,19 @@
               <w:szCs w:val="22"/>
               <w:lang w:val="en-MY"/>
             </w:rPr>
-            <w:t>Insight Log / Analytical Journal ....................................................... 11</w:t>
+            <w:t xml:space="preserve">Insight Log / Analytical Journal ....................................................... </w:t>
+          </w:r>
+          <w:r>
+            <w:rPr>
+              <w:rFonts w:asciiTheme="minorHAnsi" w:eastAsiaTheme="minorEastAsia" w:hAnsiTheme="minorHAnsi" w:cs="Times New Roman"/>
+              <w:b/>
+              <w:bCs/>
+              <w:color w:val="auto"/>
+              <w:sz w:val="22"/>
+              <w:szCs w:val="22"/>
+              <w:lang w:val="en-MY"/>
+            </w:rPr>
+            <w:t>41</w:t>
           </w:r>
         </w:p>
         <w:p>
@@ -1142,7 +1255,19 @@
               <w:szCs w:val="22"/>
               <w:lang w:val="en-MY"/>
             </w:rPr>
-            <w:t>Report Writing (Word/PDF) .............................................................. 12</w:t>
+            <w:t xml:space="preserve">What-If / Scenario Modelling ......................................................... </w:t>
+          </w:r>
+          <w:r>
+            <w:rPr>
+              <w:rFonts w:asciiTheme="minorHAnsi" w:eastAsiaTheme="minorEastAsia" w:hAnsiTheme="minorHAnsi" w:cs="Times New Roman"/>
+              <w:b/>
+              <w:bCs/>
+              <w:color w:val="auto"/>
+              <w:sz w:val="22"/>
+              <w:szCs w:val="22"/>
+              <w:lang w:val="en-MY"/>
+            </w:rPr>
+            <w:t>44</w:t>
           </w:r>
         </w:p>
         <w:p>
@@ -1169,184 +1294,19 @@
               <w:szCs w:val="22"/>
               <w:lang w:val="en-MY"/>
             </w:rPr>
-            <w:t>Presentation Slide (PPT/Prezi) ....................................................... 13</w:t>
-          </w:r>
-        </w:p>
-        <w:p>
-          <w:pPr>
-            <w:pStyle w:val="TOCHeading"/>
-            <w:spacing w:line="240" w:lineRule="auto"/>
-            <w:rPr>
-              <w:rFonts w:asciiTheme="minorHAnsi" w:eastAsiaTheme="minorEastAsia" w:hAnsiTheme="minorHAnsi" w:cs="Times New Roman"/>
-              <w:b/>
-              <w:bCs/>
-              <w:color w:val="auto"/>
-              <w:sz w:val="22"/>
-              <w:szCs w:val="22"/>
-              <w:lang w:val="en-MY"/>
-            </w:rPr>
-          </w:pPr>
-          <w:r>
-            <w:rPr>
-              <w:rFonts w:asciiTheme="minorHAnsi" w:eastAsiaTheme="minorEastAsia" w:hAnsiTheme="minorHAnsi" w:cs="Times New Roman"/>
-              <w:b/>
-              <w:bCs/>
-              <w:color w:val="auto"/>
-              <w:sz w:val="22"/>
-              <w:szCs w:val="22"/>
-              <w:lang w:val="en-MY"/>
-            </w:rPr>
-            <w:t>Business Recommendations .......................................................... 14</w:t>
-          </w:r>
-        </w:p>
-        <w:p>
-          <w:pPr>
-            <w:pStyle w:val="TOCHeading"/>
-            <w:spacing w:line="240" w:lineRule="auto"/>
-            <w:rPr>
-              <w:rFonts w:asciiTheme="minorHAnsi" w:eastAsiaTheme="minorEastAsia" w:hAnsiTheme="minorHAnsi" w:cs="Times New Roman"/>
-              <w:b/>
-              <w:bCs/>
-              <w:color w:val="auto"/>
-              <w:sz w:val="22"/>
-              <w:szCs w:val="22"/>
-              <w:lang w:val="en-MY"/>
-            </w:rPr>
-          </w:pPr>
-          <w:r>
-            <w:rPr>
-              <w:rFonts w:asciiTheme="minorHAnsi" w:eastAsiaTheme="minorEastAsia" w:hAnsiTheme="minorHAnsi" w:cs="Times New Roman"/>
-              <w:b/>
-              <w:bCs/>
-              <w:color w:val="auto"/>
-              <w:sz w:val="22"/>
-              <w:szCs w:val="22"/>
-              <w:lang w:val="en-MY"/>
-            </w:rPr>
-            <w:t>What-If / Scenario Modelling ......................................................... 15</w:t>
-          </w:r>
-        </w:p>
-        <w:p>
-          <w:pPr>
-            <w:pStyle w:val="TOCHeading"/>
-            <w:spacing w:line="240" w:lineRule="auto"/>
-            <w:rPr>
-              <w:rFonts w:asciiTheme="minorHAnsi" w:eastAsiaTheme="minorEastAsia" w:hAnsiTheme="minorHAnsi" w:cs="Times New Roman"/>
-              <w:b/>
-              <w:bCs/>
-              <w:color w:val="auto"/>
-              <w:sz w:val="22"/>
-              <w:szCs w:val="22"/>
-              <w:lang w:val="en-MY"/>
-            </w:rPr>
-          </w:pPr>
-          <w:r>
-            <w:rPr>
-              <w:rFonts w:asciiTheme="minorHAnsi" w:eastAsiaTheme="minorEastAsia" w:hAnsiTheme="minorHAnsi" w:cs="Times New Roman"/>
-              <w:b/>
-              <w:bCs/>
-              <w:color w:val="auto"/>
-              <w:sz w:val="22"/>
-              <w:szCs w:val="22"/>
-              <w:lang w:val="en-MY"/>
-            </w:rPr>
-            <w:t>Hypothesis Testing ......................................................................... 16</w:t>
-          </w:r>
-        </w:p>
-        <w:p>
-          <w:pPr>
-            <w:pStyle w:val="TOCHeading"/>
-            <w:spacing w:line="240" w:lineRule="auto"/>
-            <w:rPr>
-              <w:rFonts w:asciiTheme="minorHAnsi" w:eastAsiaTheme="minorEastAsia" w:hAnsiTheme="minorHAnsi" w:cs="Times New Roman"/>
-              <w:b/>
-              <w:bCs/>
-              <w:color w:val="auto"/>
-              <w:sz w:val="22"/>
-              <w:szCs w:val="22"/>
-              <w:lang w:val="en-MY"/>
-            </w:rPr>
-          </w:pPr>
-          <w:r>
-            <w:rPr>
-              <w:rFonts w:asciiTheme="minorHAnsi" w:eastAsiaTheme="minorEastAsia" w:hAnsiTheme="minorHAnsi" w:cs="Times New Roman"/>
-              <w:b/>
-              <w:bCs/>
-              <w:color w:val="auto"/>
-              <w:sz w:val="22"/>
-              <w:szCs w:val="22"/>
-              <w:lang w:val="en-MY"/>
-            </w:rPr>
-            <w:t>Executive Summary Slide .............................................................. 17</w:t>
-          </w:r>
-        </w:p>
-        <w:p>
-          <w:pPr>
-            <w:pStyle w:val="TOCHeading"/>
-            <w:spacing w:line="240" w:lineRule="auto"/>
-            <w:rPr>
-              <w:rFonts w:asciiTheme="minorHAnsi" w:eastAsiaTheme="minorEastAsia" w:hAnsiTheme="minorHAnsi" w:cs="Times New Roman"/>
-              <w:b/>
-              <w:bCs/>
-              <w:color w:val="auto"/>
-              <w:sz w:val="22"/>
-              <w:szCs w:val="22"/>
-              <w:lang w:val="en-MY"/>
-            </w:rPr>
-          </w:pPr>
-          <w:r>
-            <w:rPr>
-              <w:rFonts w:asciiTheme="minorHAnsi" w:eastAsiaTheme="minorEastAsia" w:hAnsiTheme="minorHAnsi" w:cs="Times New Roman"/>
-              <w:b/>
-              <w:bCs/>
-              <w:color w:val="auto"/>
-              <w:sz w:val="22"/>
-              <w:szCs w:val="22"/>
-              <w:lang w:val="en-MY"/>
-            </w:rPr>
-            <w:t>GitHub Repository ......................................................................... 18</w:t>
-          </w:r>
-        </w:p>
-        <w:p>
-          <w:pPr>
-            <w:pStyle w:val="TOCHeading"/>
-            <w:spacing w:line="240" w:lineRule="auto"/>
-            <w:rPr>
-              <w:rFonts w:asciiTheme="minorHAnsi" w:eastAsiaTheme="minorEastAsia" w:hAnsiTheme="minorHAnsi" w:cs="Times New Roman"/>
-              <w:b/>
-              <w:bCs/>
-              <w:color w:val="auto"/>
-              <w:sz w:val="22"/>
-              <w:szCs w:val="22"/>
-              <w:lang w:val="en-MY"/>
-            </w:rPr>
-          </w:pPr>
-          <w:r>
-            <w:rPr>
-              <w:rFonts w:asciiTheme="minorHAnsi" w:eastAsiaTheme="minorEastAsia" w:hAnsiTheme="minorHAnsi" w:cs="Times New Roman"/>
-              <w:b/>
-              <w:bCs/>
-              <w:color w:val="auto"/>
-              <w:sz w:val="22"/>
-              <w:szCs w:val="22"/>
-              <w:lang w:val="en-MY"/>
-            </w:rPr>
-            <w:t>DAG / Automation Plan .................................................................. 19</w:t>
-          </w:r>
-        </w:p>
-        <w:p>
-          <w:pPr>
-            <w:pStyle w:val="TOC3"/>
-            <w:spacing w:line="240" w:lineRule="auto"/>
-            <w:ind w:left="0"/>
-          </w:pPr>
-          <w:r>
-            <w:rPr>
-              <w:b/>
-              <w:bCs/>
-              <w:lang w:val="en-MY"/>
-            </w:rPr>
-            <w:t>User Stories / Use Case Mapping ................................................. 20</w:t>
+            <w:t xml:space="preserve">Hypothesis Testing ......................................................................... </w:t>
+          </w:r>
+          <w:r>
+            <w:rPr>
+              <w:rFonts w:asciiTheme="minorHAnsi" w:eastAsiaTheme="minorEastAsia" w:hAnsiTheme="minorHAnsi" w:cs="Times New Roman"/>
+              <w:b/>
+              <w:bCs/>
+              <w:color w:val="auto"/>
+              <w:sz w:val="22"/>
+              <w:szCs w:val="22"/>
+              <w:lang w:val="en-MY"/>
+            </w:rPr>
+            <w:t>48</w:t>
           </w:r>
         </w:p>
       </w:sdtContent>
@@ -1967,6 +1927,7 @@
   <w:style w:type="character" w:default="1" w:styleId="DefaultParagraphFont">
     <w:name w:val="Default Paragraph Font"/>
     <w:uiPriority w:val="1"/>
+    <w:semiHidden/>
     <w:unhideWhenUsed/>
   </w:style>
   <w:style w:type="table" w:default="1" w:styleId="TableNormal">
